--- a/Docs/peterek_zaverecnaprace (1).docx
+++ b/Docs/peterek_zaverecnaprace (1).docx
@@ -103,7 +103,79 @@
         <w:spacing w:after="1608" w:line="259" w:lineRule="auto"/>
         <w:ind w:left="0" w:right="13" w:firstLine="0"/>
         <w:jc w:val="center"/>
-      </w:pPr>
+        <w:rPr>
+          <w:rFonts w:ascii="Arial" w:eastAsia="Arial" w:hAnsi="Arial" w:cs="Arial"/>
+          <w:sz w:val="40"/>
+        </w:rPr>
+      </w:pPr>
+      <w:r>
+        <w:rPr>
+          <w:rFonts w:ascii="Arial" w:eastAsia="Arial" w:hAnsi="Arial" w:cs="Arial"/>
+          <w:noProof/>
+          <w:sz w:val="40"/>
+        </w:rPr>
+        <w:drawing>
+          <wp:anchor distT="0" distB="0" distL="114300" distR="114300" simplePos="0" relativeHeight="251658240" behindDoc="1" locked="0" layoutInCell="1" allowOverlap="1" wp14:anchorId="482D26ED" wp14:editId="1EFF6C36">
+            <wp:simplePos x="0" y="0"/>
+            <wp:positionH relativeFrom="margin">
+              <wp:align>center</wp:align>
+            </wp:positionH>
+            <wp:positionV relativeFrom="paragraph">
+              <wp:posOffset>473075</wp:posOffset>
+            </wp:positionV>
+            <wp:extent cx="1209675" cy="1209675"/>
+            <wp:effectExtent l="0" t="0" r="9525" b="9525"/>
+            <wp:wrapTight wrapText="bothSides">
+              <wp:wrapPolygon edited="0">
+                <wp:start x="0" y="0"/>
+                <wp:lineTo x="0" y="21430"/>
+                <wp:lineTo x="21430" y="21430"/>
+                <wp:lineTo x="21430" y="0"/>
+                <wp:lineTo x="0" y="0"/>
+              </wp:wrapPolygon>
+            </wp:wrapTight>
+            <wp:docPr id="1036349414" name="Obrázek 5"/>
+            <wp:cNvGraphicFramePr>
+              <a:graphicFrameLocks xmlns:a="http://schemas.openxmlformats.org/drawingml/2006/main" noChangeAspect="1"/>
+            </wp:cNvGraphicFramePr>
+            <a:graphic xmlns:a="http://schemas.openxmlformats.org/drawingml/2006/main">
+              <a:graphicData uri="http://schemas.openxmlformats.org/drawingml/2006/picture">
+                <pic:pic xmlns:pic="http://schemas.openxmlformats.org/drawingml/2006/picture">
+                  <pic:nvPicPr>
+                    <pic:cNvPr id="0" name="Picture 2"/>
+                    <pic:cNvPicPr>
+                      <a:picLocks noChangeAspect="1" noChangeArrowheads="1"/>
+                    </pic:cNvPicPr>
+                  </pic:nvPicPr>
+                  <pic:blipFill>
+                    <a:blip r:embed="rId9" cstate="print">
+                      <a:extLst>
+                        <a:ext uri="{28A0092B-C50C-407E-A947-70E740481C1C}">
+                          <a14:useLocalDpi xmlns:a14="http://schemas.microsoft.com/office/drawing/2010/main" val="0"/>
+                        </a:ext>
+                      </a:extLst>
+                    </a:blip>
+                    <a:srcRect/>
+                    <a:stretch>
+                      <a:fillRect/>
+                    </a:stretch>
+                  </pic:blipFill>
+                  <pic:spPr bwMode="auto">
+                    <a:xfrm>
+                      <a:off x="0" y="0"/>
+                      <a:ext cx="1209675" cy="1209675"/>
+                    </a:xfrm>
+                    <a:prstGeom prst="rect">
+                      <a:avLst/>
+                    </a:prstGeom>
+                    <a:noFill/>
+                  </pic:spPr>
+                </pic:pic>
+              </a:graphicData>
+            </a:graphic>
+          </wp:anchor>
+        </w:drawing>
+      </w:r>
       <w:r>
         <w:rPr>
           <w:rFonts w:ascii="Arial" w:eastAsia="Arial" w:hAnsi="Arial" w:cs="Arial"/>
@@ -3747,12 +3819,12 @@
         <w:ind w:left="0" w:firstLine="0"/>
         <w:jc w:val="left"/>
         <w:sectPr>
-          <w:headerReference w:type="even" r:id="rId9"/>
-          <w:headerReference w:type="default" r:id="rId10"/>
-          <w:footerReference w:type="even" r:id="rId11"/>
-          <w:footerReference w:type="default" r:id="rId12"/>
-          <w:headerReference w:type="first" r:id="rId13"/>
-          <w:footerReference w:type="first" r:id="rId14"/>
+          <w:headerReference w:type="even" r:id="rId10"/>
+          <w:headerReference w:type="default" r:id="rId11"/>
+          <w:footerReference w:type="even" r:id="rId12"/>
+          <w:footerReference w:type="default" r:id="rId13"/>
+          <w:headerReference w:type="first" r:id="rId14"/>
+          <w:footerReference w:type="first" r:id="rId15"/>
           <w:pgSz w:w="11906" w:h="16841"/>
           <w:pgMar w:top="1140" w:right="1139" w:bottom="1626" w:left="1988" w:header="708" w:footer="708" w:gutter="0"/>
           <w:cols w:space="708"/>
@@ -5097,7 +5169,7 @@
                     <pic:cNvPicPr/>
                   </pic:nvPicPr>
                   <pic:blipFill>
-                    <a:blip r:embed="rId15">
+                    <a:blip r:embed="rId16">
                       <a:extLst>
                         <a:ext uri="{28A0092B-C50C-407E-A947-70E740481C1C}">
                           <a14:useLocalDpi xmlns:a14="http://schemas.microsoft.com/office/drawing/2010/main" val="0"/>
@@ -10792,7 +10864,7 @@
                     <pic:cNvPicPr/>
                   </pic:nvPicPr>
                   <pic:blipFill>
-                    <a:blip r:embed="rId16"/>
+                    <a:blip r:embed="rId17"/>
                     <a:stretch>
                       <a:fillRect/>
                     </a:stretch>
@@ -12477,12 +12549,12 @@
       </w:r>
     </w:p>
     <w:sectPr>
-      <w:headerReference w:type="even" r:id="rId17"/>
-      <w:headerReference w:type="default" r:id="rId18"/>
-      <w:footerReference w:type="even" r:id="rId19"/>
-      <w:footerReference w:type="default" r:id="rId20"/>
-      <w:headerReference w:type="first" r:id="rId21"/>
-      <w:footerReference w:type="first" r:id="rId22"/>
+      <w:headerReference w:type="even" r:id="rId18"/>
+      <w:headerReference w:type="default" r:id="rId19"/>
+      <w:footerReference w:type="even" r:id="rId20"/>
+      <w:footerReference w:type="default" r:id="rId21"/>
+      <w:headerReference w:type="first" r:id="rId22"/>
+      <w:footerReference w:type="first" r:id="rId23"/>
       <w:pgSz w:w="11906" w:h="16841"/>
       <w:pgMar w:top="2004" w:right="996" w:bottom="1926" w:left="1988" w:header="883" w:footer="1083" w:gutter="0"/>
       <w:cols w:space="708"/>
@@ -17286,6 +17358,7 @@
   <w:style w:type="character" w:default="1" w:styleId="Standardnpsmoodstavce">
     <w:name w:val="Default Paragraph Font"/>
     <w:uiPriority w:val="1"/>
+    <w:semiHidden/>
     <w:unhideWhenUsed/>
   </w:style>
   <w:style w:type="table" w:default="1" w:styleId="Normlntabulka">
